--- a/release/templates/مکانیک مرحله دوم.docx
+++ b/release/templates/مکانیک مرحله دوم.docx
@@ -529,7 +529,49 @@
             <w14:round/>
           </w14:textOutline>
         </w:rPr>
-        <w:t>کد نوسازی شهرداری «کد_نوسازی»، تاریخ تنظیم گزارش «تاریخ_گزارش»، شماره پرونده نظام مهندسی «شماره_پرونده»، عنوان پروژه «عنوان_بلوک»، پروانه ساختمانی به شماره «شماره_پروانه »، تاریخ صدور «تاریخ_صدور_پروانه »، بلوک «تعداد_بلوک»، کاربری «نوع_کاربری»، نوع سازه «نوع_سازه»، گروه ساختمانی «گروه_ساختمانی»، تعداد سقف «تعداد_طبقات»، نام مالک / نماینده قانونی مالک «مالک»، مهندس ناظر محمد مهدی برخورداری، مهندس ناظر هماهنگ کننده «هماهنگکننده</w:t>
+        <w:t xml:space="preserve">کد نوسازی شهرداری «کد_نوسازی»، تاریخ تنظیم گزارش «تاریخ_گزارش»، شماره پرونده نظام مهندسی «شماره_پرونده»، عنوان پروژه «عنوان_بلوک»، پروانه ساختمانی به شماره «شماره_پروانه »، تاریخ صدور «تاریخ_صدور_پروانه »، بلوک «تعداد_بلوک»، کاربری «نوع_کاربری»، نوع سازه «نوع_سازه»، گروه ساختمانی «گروه_ساختمانی»، تعداد سقف «تعداد_طبقات»، نام مالک / نماینده قانونی مالک «مالک»، مهندس ناظر </w:t>
+      </w:r>
+      <w:r>
+        <w:rPr>
+          <w:rFonts w:cs="B Nazanin" w:hint="cs"/>
+          <w:color w:val="000000" w:themeColor="text1"/>
+          <w:sz w:val="26"/>
+          <w:szCs w:val="26"/>
+          <w:rtl/>
+          <w:lang w:bidi="fa-IR"/>
+          <w14:shadow w14:blurRad="38100" w14:dist="19050" w14:dir="2700000" w14:sx="100000" w14:sy="100000" w14:kx="0" w14:ky="0" w14:algn="tl">
+            <w14:schemeClr w14:val="dk1">
+              <w14:alpha w14:val="60000"/>
+            </w14:schemeClr>
+          </w14:shadow>
+          <w14:textOutline w14:w="0" w14:cap="flat" w14:cmpd="sng" w14:algn="ctr">
+            <w14:noFill/>
+            <w14:prstDash w14:val="solid"/>
+            <w14:round/>
+          </w14:textOutline>
+        </w:rPr>
+        <w:t>"اسم ناظر جایگزین شود"</w:t>
+      </w:r>
+      <w:r>
+        <w:rPr>
+          <w:rFonts w:cs="B Nazanin" w:hint="cs"/>
+          <w:color w:val="000000" w:themeColor="text1"/>
+          <w:sz w:val="26"/>
+          <w:szCs w:val="26"/>
+          <w:rtl/>
+          <w:lang w:bidi="fa-IR"/>
+          <w14:shadow w14:blurRad="38100" w14:dist="19050" w14:dir="2700000" w14:sx="100000" w14:sy="100000" w14:kx="0" w14:ky="0" w14:algn="tl">
+            <w14:schemeClr w14:val="dk1">
+              <w14:alpha w14:val="60000"/>
+            </w14:schemeClr>
+          </w14:shadow>
+          <w14:textOutline w14:w="0" w14:cap="flat" w14:cmpd="sng" w14:algn="ctr">
+            <w14:noFill/>
+            <w14:prstDash w14:val="solid"/>
+            <w14:round/>
+          </w14:textOutline>
+        </w:rPr>
+        <w:t>، مهندس ناظر هماهنگ کننده «هماهنگکننده</w:t>
       </w:r>
       <w:r>
         <w:rPr>
@@ -3640,7 +3682,7 @@
                 </mc:Choice>
                 <mc:Fallback>
                   <w:pict>
-                    <v:group w14:anchorId="5B1DBC4F" id="Group 6" o:spid="_x0000_s1026" style="width:64.8pt;height:6.75pt;mso-position-horizontal-relative:char;mso-position-vertical-relative:line" coordsize="1296,135" o:gfxdata="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">
+                    <v:group w14:anchorId="0BE31A26" id="Group 6" o:spid="_x0000_s1026" style="width:64.8pt;height:6.75pt;mso-position-horizontal-relative:char;mso-position-vertical-relative:line" coordsize="1296,135" o:gfxdata="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">
                       <v:shape id="docshape159" o:spid="_x0000_s1027" type="#_x0000_t75" style="position:absolute;top:4;width:629;height:130;visibility:visible;mso-wrap-style:square" o:gfxdata="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">
                         <v:imagedata r:id="rId110" o:title=""/>
                       </v:shape>
@@ -4071,7 +4113,7 @@
                 </mc:Choice>
                 <mc:Fallback>
                   <w:pict>
-                    <v:group w14:anchorId="120FAC06" id="Group 5" o:spid="_x0000_s1026" style="width:115.45pt;height:6.75pt;mso-position-horizontal-relative:char;mso-position-vertical-relative:line" coordsize="2309,135" o:gfxdata="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">
+                    <v:group w14:anchorId="7722C1A3" id="Group 5" o:spid="_x0000_s1026" style="width:115.45pt;height:6.75pt;mso-position-horizontal-relative:char;mso-position-vertical-relative:line" coordsize="2309,135" o:gfxdata="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">
                       <v:shape id="docshape163" o:spid="_x0000_s1027" type="#_x0000_t75" style="position:absolute;width:466;height:130;visibility:visible;mso-wrap-style:square" o:gfxdata="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">
                         <v:imagedata r:id="rId119" o:title=""/>
                       </v:shape>
@@ -4360,7 +4402,7 @@
                 </mc:Choice>
                 <mc:Fallback>
                   <w:pict>
-                    <v:group w14:anchorId="58F380F8" id="Group 4" o:spid="_x0000_s1026" style="width:78.75pt;height:6.5pt;mso-position-horizontal-relative:char;mso-position-vertical-relative:line" coordsize="1575,130" o:gfxdata="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">
+                    <v:group w14:anchorId="4FD259A6" id="Group 4" o:spid="_x0000_s1026" style="width:78.75pt;height:6.5pt;mso-position-horizontal-relative:char;mso-position-vertical-relative:line" coordsize="1575,130" o:gfxdata="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">
                       <v:shape id="docshape170" o:spid="_x0000_s1027" type="#_x0000_t75" style="position:absolute;width:1224;height:130;visibility:visible;mso-wrap-style:square" o:gfxdata="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">
                         <v:imagedata r:id="rId127" o:title=""/>
                       </v:shape>
